--- a/PJL-letterhead-template.docx
+++ b/PJL-letterhead-template.docx
@@ -13,6 +13,7 @@
           <w:insideH w:val="none" w:color="auto" w:sz="0"/>
           <w:insideV w:val="none" w:color="auto" w:sz="0"/>
         </w:tblBorders>
+        <w:tblLayout w:type="fixed"/>
       </w:tblPr>
       <w:tblGrid>
         <w:gridCol w:w="6597"/>
@@ -193,13 +194,14 @@
       <w:tblPr>
         <w:tblW w:type="dxa" w:w="10640"/>
         <w:tblBorders>
-          <w:top w:val="single" w:color="auto" w:sz="4"/>
-          <w:left w:val="single" w:color="auto" w:sz="4"/>
-          <w:bottom w:val="single" w:color="auto" w:sz="4"/>
-          <w:right w:val="single" w:color="auto" w:sz="4"/>
-          <w:insideH w:val="single" w:color="auto" w:sz="4"/>
-          <w:insideV w:val="single" w:color="auto" w:sz="4"/>
+          <w:top w:val="single" w:color="EFEDE3" w:sz="4"/>
+          <w:left w:val="none" w:color="auto" w:sz="0"/>
+          <w:bottom w:val="single" w:color="EFEDE3" w:sz="4"/>
+          <w:right w:val="none" w:color="auto" w:sz="0"/>
+          <w:insideH w:val="none" w:color="auto" w:sz="0"/>
+          <w:insideV w:val="none" w:color="auto" w:sz="0"/>
         </w:tblBorders>
+        <w:tblLayout w:type="fixed"/>
       </w:tblPr>
       <w:tblGrid>
         <w:gridCol w:w="6597"/>
@@ -473,41 +475,115 @@
       <w:spacing w:after="100" w:before="0"/>
     </w:pPr>
   </w:p>
-  <w:p>
-    <w:pPr>
-      <w:spacing w:after="0" w:before="0"/>
-    </w:pPr>
-    <w:r>
-      <w:rPr>
-        <w:rFonts w:ascii="Arial" w:cs="Arial" w:eastAsia="Arial" w:hAnsi="Arial"/>
-        <w:b w:val="false"/>
-        <w:bCs w:val="false"/>
-        <w:color w:val="7A7A72"/>
-        <w:sz w:val="15"/>
-        <w:szCs w:val="15"/>
-      </w:rPr>
-      <w:t xml:space="preserve">PJL Land Services  ·  (905) 960-0181  ·  pjllandservices.com</w:t>
-    </w:r>
-    <w:r>
-      <w:rPr>
-        <w:rFonts w:ascii="Arial" w:cs="Arial" w:eastAsia="Arial" w:hAnsi="Arial"/>
-        <w:color w:val="7A7A72"/>
-        <w:sz w:val="15"/>
-        <w:szCs w:val="15"/>
-      </w:rPr>
-      <w:ptab w:alignment="right" w:relativeTo="margin" w:leader="none"/>
-      <w:t xml:space="preserve">Page </w:t>
-      <w:fldChar w:fldCharType="begin"/>
-      <w:instrText xml:space="preserve">PAGE</w:instrText>
-      <w:fldChar w:fldCharType="separate"/>
-      <w:fldChar w:fldCharType="end"/>
-      <w:t xml:space="preserve"> of </w:t>
-      <w:fldChar w:fldCharType="begin"/>
-      <w:instrText xml:space="preserve">NUMPAGES</w:instrText>
-      <w:fldChar w:fldCharType="separate"/>
-      <w:fldChar w:fldCharType="end"/>
-    </w:r>
-  </w:p>
+  <w:tbl>
+    <w:tblPr>
+      <w:tblW w:type="dxa" w:w="10640"/>
+      <w:tblBorders>
+        <w:top w:val="none" w:color="auto" w:sz="0"/>
+        <w:left w:val="none" w:color="auto" w:sz="0"/>
+        <w:bottom w:val="none" w:color="auto" w:sz="0"/>
+        <w:right w:val="none" w:color="auto" w:sz="0"/>
+        <w:insideH w:val="none" w:color="auto" w:sz="0"/>
+        <w:insideV w:val="none" w:color="auto" w:sz="0"/>
+      </w:tblBorders>
+      <w:tblLayout w:type="fixed"/>
+    </w:tblPr>
+    <w:tblGrid>
+      <w:gridCol w:w="5320"/>
+      <w:gridCol w:w="5320"/>
+    </w:tblGrid>
+    <w:tr>
+      <w:tc>
+        <w:tcPr>
+          <w:tcW w:type="dxa" w:w="5320"/>
+          <w:tcBorders>
+            <w:top w:val="none" w:color="auto" w:sz="0"/>
+            <w:left w:val="none" w:color="auto" w:sz="0"/>
+            <w:bottom w:val="none" w:color="auto" w:sz="0"/>
+            <w:right w:val="none" w:color="auto" w:sz="0"/>
+          </w:tcBorders>
+          <w:tcMar>
+            <w:top w:type="dxa" w:w="0"/>
+            <w:left w:type="dxa" w:w="0"/>
+            <w:bottom w:type="dxa" w:w="0"/>
+            <w:right w:type="dxa" w:w="0"/>
+          </w:tcMar>
+        </w:tcPr>
+        <w:p>
+          <w:pPr>
+            <w:spacing w:after="0" w:before="0"/>
+            <w:jc w:val="left"/>
+          </w:pPr>
+          <w:r>
+            <w:rPr>
+              <w:rFonts w:ascii="Arial" w:cs="Arial" w:eastAsia="Arial" w:hAnsi="Arial"/>
+              <w:b w:val="false"/>
+              <w:bCs w:val="false"/>
+              <w:color w:val="7A7A72"/>
+              <w:sz w:val="15"/>
+              <w:szCs w:val="15"/>
+            </w:rPr>
+            <w:t xml:space="preserve">PJL Land Services  ·  (905) 960-0181  ·  pjllandservices.com</w:t>
+          </w:r>
+        </w:p>
+      </w:tc>
+      <w:tc>
+        <w:tcPr>
+          <w:tcW w:type="dxa" w:w="5320"/>
+          <w:tcBorders>
+            <w:top w:val="none" w:color="auto" w:sz="0"/>
+            <w:left w:val="none" w:color="auto" w:sz="0"/>
+            <w:bottom w:val="none" w:color="auto" w:sz="0"/>
+            <w:right w:val="none" w:color="auto" w:sz="0"/>
+          </w:tcBorders>
+          <w:tcMar>
+            <w:top w:type="dxa" w:w="0"/>
+            <w:left w:type="dxa" w:w="0"/>
+            <w:bottom w:type="dxa" w:w="0"/>
+            <w:right w:type="dxa" w:w="0"/>
+          </w:tcMar>
+        </w:tcPr>
+        <w:p>
+          <w:pPr>
+            <w:spacing w:after="0" w:before="0"/>
+            <w:jc w:val="right"/>
+          </w:pPr>
+          <w:r>
+            <w:rPr>
+              <w:rFonts w:ascii="Arial" w:cs="Arial" w:eastAsia="Arial" w:hAnsi="Arial"/>
+              <w:b w:val="false"/>
+              <w:bCs w:val="false"/>
+              <w:color w:val="7A7A72"/>
+              <w:sz w:val="15"/>
+              <w:szCs w:val="15"/>
+            </w:rPr>
+            <w:t xml:space="preserve">Page </w:t>
+          </w:r>
+          <w:fldSimple w:instr="PAGE">
+            <w:r>
+              <w:t xml:space="preserve">1</w:t>
+            </w:r>
+          </w:fldSimple>
+          <w:r>
+            <w:rPr>
+              <w:rFonts w:ascii="Arial" w:cs="Arial" w:eastAsia="Arial" w:hAnsi="Arial"/>
+              <w:b w:val="false"/>
+              <w:bCs w:val="false"/>
+              <w:color w:val="7A7A72"/>
+              <w:sz w:val="15"/>
+              <w:szCs w:val="15"/>
+            </w:rPr>
+            <w:t xml:space="preserve"> of </w:t>
+          </w:r>
+          <w:fldSimple w:instr="NUMPAGES">
+            <w:r>
+              <w:t xml:space="preserve">1</w:t>
+            </w:r>
+          </w:fldSimple>
+        </w:p>
+      </w:tc>
+    </w:tr>
+  </w:tbl>
 </w:ftr>
 </file>
 

--- a/PJL-letterhead-template.docx
+++ b/PJL-letterhead-template.docx
@@ -4,7 +4,7 @@
   <w:body>
     <w:tbl>
       <w:tblPr>
-        <w:tblW w:type="dxa" w:w="10640"/>
+        <w:tblW w:type="dxa" w:w="12240"/>
         <w:tblBorders>
           <w:top w:val="none" w:color="auto" w:sz="0"/>
           <w:left w:val="none" w:color="auto" w:sz="0"/>
@@ -16,13 +16,117 @@
         <w:tblLayout w:type="fixed"/>
       </w:tblPr>
       <w:tblGrid>
-        <w:gridCol w:w="6597"/>
-        <w:gridCol w:w="4043"/>
+        <w:gridCol w:w="7589"/>
+        <w:gridCol w:w="4651"/>
       </w:tblGrid>
       <w:tr>
         <w:tc>
           <w:tcPr>
-            <w:tcW w:type="dxa" w:w="6597"/>
+            <w:tcW w:type="dxa" w:w="7589"/>
+            <w:tcBorders>
+              <w:top w:val="none" w:color="auto" w:sz="0"/>
+              <w:left w:val="none" w:color="auto" w:sz="0"/>
+              <w:bottom w:val="none" w:color="auto" w:sz="0"/>
+              <w:right w:val="none" w:color="auto" w:sz="0"/>
+            </w:tcBorders>
+            <w:tcMar>
+              <w:top w:type="dxa" w:w="0"/>
+              <w:left w:type="dxa" w:w="800"/>
+              <w:bottom w:type="dxa" w:w="0"/>
+              <w:right w:type="dxa" w:w="0"/>
+            </w:tcMar>
+          </w:tcPr>
+          <w:p>
+            <w:pPr>
+              <w:spacing w:after="60" w:before="0"/>
+              <w:ind w:left="0" w:right="0"/>
+            </w:pPr>
+            <w:r>
+              <w:rPr>
+                <w:rFonts w:ascii="Barlow Condensed" w:cs="Barlow Condensed" w:eastAsia="Barlow Condensed" w:hAnsi="Barlow Condensed"/>
+                <w:b/>
+                <w:bCs/>
+                <w:color w:val="1B4D2E"/>
+                <w:spacing w:val="30"/>
+                <w:sz w:val="60"/>
+                <w:szCs w:val="60"/>
+              </w:rPr>
+              <w:t xml:space="preserve">SUBJECT / TITLE</w:t>
+            </w:r>
+          </w:p>
+          <w:p>
+            <w:pPr>
+              <w:spacing w:after="20" w:before="0"/>
+              <w:ind w:left="0" w:right="0"/>
+            </w:pPr>
+            <w:r>
+              <w:rPr>
+                <w:rFonts w:ascii="Arial" w:cs="Arial" w:eastAsia="Arial" w:hAnsi="Arial"/>
+                <w:b/>
+                <w:bCs/>
+                <w:color w:val="1A1A1A"/>
+                <w:sz w:val="20"/>
+                <w:szCs w:val="20"/>
+              </w:rPr>
+              <w:t xml:space="preserve">PJL Land Services</w:t>
+            </w:r>
+          </w:p>
+          <w:p>
+            <w:pPr>
+              <w:spacing w:after="20" w:before="0"/>
+              <w:ind w:left="0" w:right="0"/>
+            </w:pPr>
+            <w:r>
+              <w:rPr>
+                <w:rFonts w:ascii="Arial" w:cs="Arial" w:eastAsia="Arial" w:hAnsi="Arial"/>
+                <w:b w:val="false"/>
+                <w:bCs w:val="false"/>
+                <w:color w:val="7A7A72"/>
+                <w:sz w:val="18"/>
+                <w:szCs w:val="18"/>
+              </w:rPr>
+              <w:t xml:space="preserve">1118 Cenotaph Blvd., Newmarket, ON  L3X 0A5</w:t>
+            </w:r>
+          </w:p>
+          <w:p>
+            <w:pPr>
+              <w:spacing w:after="20" w:before="0"/>
+              <w:ind w:left="0" w:right="0"/>
+            </w:pPr>
+            <w:r>
+              <w:rPr>
+                <w:rFonts w:ascii="Arial" w:cs="Arial" w:eastAsia="Arial" w:hAnsi="Arial"/>
+                <w:b w:val="false"/>
+                <w:bCs w:val="false"/>
+                <w:color w:val="7A7A72"/>
+                <w:sz w:val="18"/>
+                <w:szCs w:val="18"/>
+              </w:rPr>
+              <w:t xml:space="preserve">info@pjllandservices.com  ·  (905) 960-0181  ·  pjllandservices.com</w:t>
+            </w:r>
+          </w:p>
+          <w:p>
+            <w:pPr>
+              <w:spacing w:after="0" w:before="0"/>
+              <w:ind w:left="0" w:right="0"/>
+            </w:pPr>
+            <w:r>
+              <w:rPr>
+                <w:rFonts w:ascii="Arial" w:cs="Arial" w:eastAsia="Arial" w:hAnsi="Arial"/>
+                <w:b w:val="false"/>
+                <w:bCs w:val="false"/>
+                <w:color w:val="7A7A72"/>
+                <w:spacing w:val="6"/>
+                <w:sz w:val="16"/>
+                <w:szCs w:val="16"/>
+              </w:rPr>
+              <w:t xml:space="preserve">GST/HST Reg. No. 757080940 RT0001</w:t>
+            </w:r>
+          </w:p>
+        </w:tc>
+        <w:tc>
+          <w:tcPr>
+            <w:tcW w:type="dxa" w:w="4651"/>
             <w:tcBorders>
               <w:top w:val="none" w:color="auto" w:sz="0"/>
               <w:left w:val="none" w:color="auto" w:sz="0"/>
@@ -33,112 +137,14 @@
               <w:top w:type="dxa" w:w="0"/>
               <w:left w:type="dxa" w:w="0"/>
               <w:bottom w:type="dxa" w:w="0"/>
-              <w:right w:type="dxa" w:w="0"/>
-            </w:tcMar>
-          </w:tcPr>
-          <w:p>
-            <w:pPr>
-              <w:spacing w:after="60" w:before="0"/>
-            </w:pPr>
-            <w:r>
-              <w:rPr>
-                <w:rFonts w:ascii="Barlow Condensed" w:cs="Barlow Condensed" w:eastAsia="Barlow Condensed" w:hAnsi="Barlow Condensed"/>
-                <w:b/>
-                <w:bCs/>
-                <w:color w:val="1B4D2E"/>
-                <w:spacing w:val="30"/>
-                <w:sz w:val="60"/>
-                <w:szCs w:val="60"/>
-              </w:rPr>
-              <w:t xml:space="preserve">SUBJECT / TITLE</w:t>
-            </w:r>
-          </w:p>
-          <w:p>
-            <w:pPr>
-              <w:spacing w:after="20" w:before="0"/>
-            </w:pPr>
-            <w:r>
-              <w:rPr>
-                <w:rFonts w:ascii="Arial" w:cs="Arial" w:eastAsia="Arial" w:hAnsi="Arial"/>
-                <w:b/>
-                <w:bCs/>
-                <w:color w:val="1A1A1A"/>
-                <w:sz w:val="20"/>
-                <w:szCs w:val="20"/>
-              </w:rPr>
-              <w:t xml:space="preserve">PJL Land Services</w:t>
-            </w:r>
-          </w:p>
-          <w:p>
-            <w:pPr>
-              <w:spacing w:after="20" w:before="0"/>
-            </w:pPr>
-            <w:r>
-              <w:rPr>
-                <w:rFonts w:ascii="Arial" w:cs="Arial" w:eastAsia="Arial" w:hAnsi="Arial"/>
-                <w:b w:val="false"/>
-                <w:bCs w:val="false"/>
-                <w:color w:val="7A7A72"/>
-                <w:sz w:val="18"/>
-                <w:szCs w:val="18"/>
-              </w:rPr>
-              <w:t xml:space="preserve">1118 Cenotaph Blvd., Newmarket, ON  L3X 0A5</w:t>
-            </w:r>
-          </w:p>
-          <w:p>
-            <w:pPr>
-              <w:spacing w:after="20" w:before="0"/>
-            </w:pPr>
-            <w:r>
-              <w:rPr>
-                <w:rFonts w:ascii="Arial" w:cs="Arial" w:eastAsia="Arial" w:hAnsi="Arial"/>
-                <w:b w:val="false"/>
-                <w:bCs w:val="false"/>
-                <w:color w:val="7A7A72"/>
-                <w:sz w:val="18"/>
-                <w:szCs w:val="18"/>
-              </w:rPr>
-              <w:t xml:space="preserve">info@pjllandservices.com  ·  (905) 960-0181  ·  pjllandservices.com</w:t>
-            </w:r>
-          </w:p>
-          <w:p>
-            <w:pPr>
-              <w:spacing w:after="0" w:before="0"/>
-            </w:pPr>
-            <w:r>
-              <w:rPr>
-                <w:rFonts w:ascii="Arial" w:cs="Arial" w:eastAsia="Arial" w:hAnsi="Arial"/>
-                <w:b w:val="false"/>
-                <w:bCs w:val="false"/>
-                <w:color w:val="7A7A72"/>
-                <w:spacing w:val="6"/>
-                <w:sz w:val="16"/>
-                <w:szCs w:val="16"/>
-              </w:rPr>
-              <w:t xml:space="preserve">GST/HST Reg. No. 757080940 RT0001</w:t>
-            </w:r>
-          </w:p>
-        </w:tc>
-        <w:tc>
-          <w:tcPr>
-            <w:tcW w:type="dxa" w:w="4043"/>
-            <w:tcBorders>
-              <w:top w:val="none" w:color="auto" w:sz="0"/>
-              <w:left w:val="none" w:color="auto" w:sz="0"/>
-              <w:bottom w:val="none" w:color="auto" w:sz="0"/>
-              <w:right w:val="none" w:color="auto" w:sz="0"/>
-            </w:tcBorders>
-            <w:tcMar>
-              <w:top w:type="dxa" w:w="0"/>
-              <w:left w:type="dxa" w:w="0"/>
-              <w:bottom w:type="dxa" w:w="0"/>
-              <w:right w:type="dxa" w:w="0"/>
+              <w:right w:type="dxa" w:w="800"/>
             </w:tcMar>
             <w:vAlign w:val="top"/>
           </w:tcPr>
           <w:p>
             <w:pPr>
               <w:spacing w:after="0" w:before="0"/>
+              <w:ind w:left="0" w:right="0"/>
               <w:jc w:val="right"/>
             </w:pPr>
             <w:r>
@@ -187,12 +193,12 @@
     </w:tbl>
     <w:p>
       <w:pPr>
-        <w:spacing w:after="200" w:before="0"/>
+        <w:spacing w:after="200"/>
       </w:pPr>
     </w:p>
     <w:tbl>
       <w:tblPr>
-        <w:tblW w:type="dxa" w:w="10640"/>
+        <w:tblW w:type="dxa" w:w="12240"/>
         <w:tblBorders>
           <w:top w:val="single" w:color="EFEDE3" w:sz="4"/>
           <w:left w:val="none" w:color="auto" w:sz="0"/>
@@ -204,13 +210,117 @@
         <w:tblLayout w:type="fixed"/>
       </w:tblPr>
       <w:tblGrid>
-        <w:gridCol w:w="6597"/>
-        <w:gridCol w:w="4043"/>
+        <w:gridCol w:w="6520"/>
+        <w:gridCol w:w="5720"/>
       </w:tblGrid>
       <w:tr>
         <w:tc>
           <w:tcPr>
-            <w:tcW w:type="dxa" w:w="6597"/>
+            <w:tcW w:type="dxa" w:w="6520"/>
+            <w:tcBorders>
+              <w:top w:val="single" w:color="EFEDE3" w:sz="4"/>
+              <w:left w:val="none" w:color="auto" w:sz="0"/>
+              <w:bottom w:val="single" w:color="EFEDE3" w:sz="4"/>
+              <w:right w:val="none" w:color="auto" w:sz="0"/>
+            </w:tcBorders>
+            <w:shd w:fill="F4F8EE" w:color="auto" w:val="clear"/>
+            <w:tcMar>
+              <w:top w:type="dxa" w:w="200"/>
+              <w:left w:type="dxa" w:w="800"/>
+              <w:bottom w:type="dxa" w:w="200"/>
+              <w:right w:type="dxa" w:w="0"/>
+            </w:tcMar>
+          </w:tcPr>
+          <w:p>
+            <w:pPr>
+              <w:spacing w:after="60" w:before="0"/>
+              <w:ind w:left="0" w:right="0"/>
+            </w:pPr>
+            <w:r>
+              <w:rPr>
+                <w:rFonts w:ascii="Arial" w:cs="Arial" w:eastAsia="Arial" w:hAnsi="Arial"/>
+                <w:b/>
+                <w:bCs/>
+                <w:color w:val="7A7A72"/>
+                <w:spacing w:val="28"/>
+                <w:sz w:val="16"/>
+                <w:szCs w:val="16"/>
+              </w:rPr>
+              <w:t xml:space="preserve">PREPARED FOR</w:t>
+            </w:r>
+          </w:p>
+          <w:p>
+            <w:pPr>
+              <w:spacing w:after="20" w:before="0"/>
+              <w:ind w:left="0" w:right="0"/>
+            </w:pPr>
+            <w:r>
+              <w:rPr>
+                <w:rFonts w:ascii="Arial" w:cs="Arial" w:eastAsia="Arial" w:hAnsi="Arial"/>
+                <w:b/>
+                <w:bCs/>
+                <w:color w:val="1A1A1A"/>
+                <w:sz w:val="22"/>
+                <w:szCs w:val="22"/>
+              </w:rPr>
+              <w:t xml:space="preserve">(Name of Address)</w:t>
+            </w:r>
+          </w:p>
+          <w:p>
+            <w:pPr>
+              <w:spacing w:after="20" w:before="0"/>
+              <w:ind w:left="0" w:right="0"/>
+            </w:pPr>
+            <w:r>
+              <w:rPr>
+                <w:rFonts w:ascii="Arial" w:cs="Arial" w:eastAsia="Arial" w:hAnsi="Arial"/>
+                <w:b w:val="false"/>
+                <w:bCs w:val="false"/>
+                <w:color w:val="1A1A1A"/>
+                <w:sz w:val="20"/>
+                <w:szCs w:val="20"/>
+              </w:rPr>
+              <w:t xml:space="preserve">(Address Street &amp; Number)</w:t>
+            </w:r>
+          </w:p>
+          <w:p>
+            <w:pPr>
+              <w:spacing w:after="20" w:before="0"/>
+              <w:ind w:left="0" w:right="0"/>
+            </w:pPr>
+            <w:r>
+              <w:rPr>
+                <w:rFonts w:ascii="Arial" w:cs="Arial" w:eastAsia="Arial" w:hAnsi="Arial"/>
+                <w:b w:val="false"/>
+                <w:bCs w:val="false"/>
+                <w:color w:val="1A1A1A"/>
+                <w:sz w:val="20"/>
+                <w:szCs w:val="20"/>
+              </w:rPr>
+              <w:t xml:space="preserve">(Town/City, Province) (Country)</w:t>
+            </w:r>
+          </w:p>
+          <w:p>
+            <w:pPr>
+              <w:spacing w:after="0" w:before="0"/>
+              <w:ind w:left="0" w:right="0"/>
+            </w:pPr>
+            <w:r>
+              <w:rPr>
+                <w:rFonts w:ascii="Arial" w:cs="Arial" w:eastAsia="Arial" w:hAnsi="Arial"/>
+                <w:b w:val="false"/>
+                <w:bCs w:val="false"/>
+                <w:color w:val="7A7A72"/>
+                <w:sz w:val="18"/>
+                <w:szCs w:val="18"/>
+              </w:rPr>
+              <w:t xml:space="preserve">(email)</w:t>
+            </w:r>
+          </w:p>
+        </w:tc>
+        <w:tc>
+          <w:tcPr>
+            <w:tcW w:type="dxa" w:w="5720"/>
             <w:tcBorders>
               <w:top w:val="single" w:color="EFEDE3" w:sz="4"/>
               <w:left w:val="none" w:color="auto" w:sz="0"/>
@@ -222,12 +332,13 @@
               <w:top w:type="dxa" w:w="200"/>
               <w:left w:type="dxa" w:w="0"/>
               <w:bottom w:type="dxa" w:w="200"/>
-              <w:right w:type="dxa" w:w="0"/>
+              <w:right w:type="dxa" w:w="800"/>
             </w:tcMar>
           </w:tcPr>
           <w:p>
             <w:pPr>
               <w:spacing w:after="60" w:before="0"/>
+              <w:ind w:left="0" w:right="0"/>
             </w:pPr>
             <w:r>
               <w:rPr>
@@ -239,12 +350,13 @@
                 <w:sz w:val="16"/>
                 <w:szCs w:val="16"/>
               </w:rPr>
-              <w:t xml:space="preserve">PREPARED FOR</w:t>
-            </w:r>
-          </w:p>
-          <w:p>
-            <w:pPr>
-              <w:spacing w:after="20" w:before="0"/>
+              <w:t xml:space="preserve">DATE</w:t>
+            </w:r>
+          </w:p>
+          <w:p>
+            <w:pPr>
+              <w:spacing w:after="0" w:before="0"/>
+              <w:ind w:left="0" w:right="0"/>
             </w:pPr>
             <w:r>
               <w:rPr>
@@ -255,105 +367,6 @@
                 <w:sz w:val="22"/>
                 <w:szCs w:val="22"/>
               </w:rPr>
-              <w:t xml:space="preserve">(Name of Address)</w:t>
-            </w:r>
-          </w:p>
-          <w:p>
-            <w:pPr>
-              <w:spacing w:after="20" w:before="0"/>
-            </w:pPr>
-            <w:r>
-              <w:rPr>
-                <w:rFonts w:ascii="Arial" w:cs="Arial" w:eastAsia="Arial" w:hAnsi="Arial"/>
-                <w:b w:val="false"/>
-                <w:bCs w:val="false"/>
-                <w:color w:val="1A1A1A"/>
-                <w:sz w:val="20"/>
-                <w:szCs w:val="20"/>
-              </w:rPr>
-              <w:t xml:space="preserve">(Address Street &amp; Number)</w:t>
-            </w:r>
-          </w:p>
-          <w:p>
-            <w:pPr>
-              <w:spacing w:after="20" w:before="0"/>
-            </w:pPr>
-            <w:r>
-              <w:rPr>
-                <w:rFonts w:ascii="Arial" w:cs="Arial" w:eastAsia="Arial" w:hAnsi="Arial"/>
-                <w:b w:val="false"/>
-                <w:bCs w:val="false"/>
-                <w:color w:val="1A1A1A"/>
-                <w:sz w:val="20"/>
-                <w:szCs w:val="20"/>
-              </w:rPr>
-              <w:t xml:space="preserve">(Town/City, Province) (Country)</w:t>
-            </w:r>
-          </w:p>
-          <w:p>
-            <w:pPr>
-              <w:spacing w:after="0" w:before="0"/>
-            </w:pPr>
-            <w:r>
-              <w:rPr>
-                <w:rFonts w:ascii="Arial" w:cs="Arial" w:eastAsia="Arial" w:hAnsi="Arial"/>
-                <w:b w:val="false"/>
-                <w:bCs w:val="false"/>
-                <w:color w:val="7A7A72"/>
-                <w:sz w:val="18"/>
-                <w:szCs w:val="18"/>
-              </w:rPr>
-              <w:t xml:space="preserve">(email)</w:t>
-            </w:r>
-          </w:p>
-        </w:tc>
-        <w:tc>
-          <w:tcPr>
-            <w:tcW w:type="dxa" w:w="4043"/>
-            <w:tcBorders>
-              <w:top w:val="single" w:color="EFEDE3" w:sz="4"/>
-              <w:left w:val="none" w:color="auto" w:sz="0"/>
-              <w:bottom w:val="single" w:color="EFEDE3" w:sz="4"/>
-              <w:right w:val="none" w:color="auto" w:sz="0"/>
-            </w:tcBorders>
-            <w:shd w:fill="F4F8EE" w:color="auto" w:val="clear"/>
-            <w:tcMar>
-              <w:top w:type="dxa" w:w="200"/>
-              <w:left w:type="dxa" w:w="0"/>
-              <w:bottom w:type="dxa" w:w="200"/>
-              <w:right w:type="dxa" w:w="0"/>
-            </w:tcMar>
-          </w:tcPr>
-          <w:p>
-            <w:pPr>
-              <w:spacing w:after="60" w:before="0"/>
-            </w:pPr>
-            <w:r>
-              <w:rPr>
-                <w:rFonts w:ascii="Arial" w:cs="Arial" w:eastAsia="Arial" w:hAnsi="Arial"/>
-                <w:b/>
-                <w:bCs/>
-                <w:color w:val="7A7A72"/>
-                <w:spacing w:val="28"/>
-                <w:sz w:val="16"/>
-                <w:szCs w:val="16"/>
-              </w:rPr>
-              <w:t xml:space="preserve">DATE</w:t>
-            </w:r>
-          </w:p>
-          <w:p>
-            <w:pPr>
-              <w:spacing w:after="0" w:before="0"/>
-            </w:pPr>
-            <w:r>
-              <w:rPr>
-                <w:rFonts w:ascii="Arial" w:cs="Arial" w:eastAsia="Arial" w:hAnsi="Arial"/>
-                <w:b/>
-                <w:bCs/>
-                <w:color w:val="1A1A1A"/>
-                <w:sz w:val="22"/>
-                <w:szCs w:val="22"/>
-              </w:rPr>
               <w:t xml:space="preserve">(Date)</w:t>
             </w:r>
           </w:p>
@@ -362,7 +375,7 @@
     </w:tbl>
     <w:p>
       <w:pPr>
-        <w:spacing w:after="240" w:before="0"/>
+        <w:spacing w:after="240"/>
       </w:pPr>
     </w:p>
     <w:p>
@@ -416,7 +429,7 @@
     <w:sectPr>
       <w:footerReference w:type="default" r:id="rId7"/>
       <w:pgSz w:w="12240" w:h="15840" w:orient="portrait"/>
-      <w:pgMar w:top="800" w:right="800" w:bottom="1100" w:left="800" w:header="708" w:footer="708" w:gutter="0"/>
+      <w:pgMar w:top="800" w:right="0" w:bottom="1100" w:left="0" w:header="708" w:footer="708" w:gutter="0"/>
       <w:pgNumType/>
       <w:docGrid w:linePitch="360"/>
     </w:sectPr>
@@ -467,17 +480,9 @@
 
 <file path=word/footer1.xml><?xml version="1.0" encoding="utf-8"?>
 <w:ftr xmlns:wpc="http://schemas.microsoft.com/office/word/2010/wordprocessingCanvas" xmlns:mc="http://schemas.openxmlformats.org/markup-compatibility/2006" xmlns:o="urn:schemas-microsoft-com:office:office" xmlns:r="http://schemas.openxmlformats.org/officeDocument/2006/relationships" xmlns:m="http://schemas.openxmlformats.org/officeDocument/2006/math" xmlns:v="urn:schemas-microsoft-com:vml" xmlns:wp14="http://schemas.microsoft.com/office/word/2010/wordprocessingDrawing" xmlns:wp="http://schemas.openxmlformats.org/drawingml/2006/wordprocessingDrawing" xmlns:w10="urn:schemas-microsoft-com:office:word" xmlns:w="http://schemas.openxmlformats.org/wordprocessingml/2006/main" xmlns:w14="http://schemas.microsoft.com/office/word/2010/wordml" xmlns:w15="http://schemas.microsoft.com/office/word/2012/wordml" xmlns:wpg="http://schemas.microsoft.com/office/word/2010/wordprocessingGroup" xmlns:wpi="http://schemas.microsoft.com/office/word/2010/wordprocessingInk" xmlns:wne="http://schemas.microsoft.com/office/word/2006/wordml" xmlns:wps="http://schemas.microsoft.com/office/word/2010/wordprocessingShape">
-  <w:p>
-    <w:pPr>
-      <w:pBdr>
-        <w:bottom w:val="single" w:color="EFEDE3" w:sz="4" w:space="6"/>
-      </w:pBdr>
-      <w:spacing w:after="100" w:before="0"/>
-    </w:pPr>
-  </w:p>
   <w:tbl>
     <w:tblPr>
-      <w:tblW w:type="dxa" w:w="10640"/>
+      <w:tblW w:type="dxa" w:w="12240"/>
       <w:tblBorders>
         <w:top w:val="none" w:color="auto" w:sz="0"/>
         <w:left w:val="none" w:color="auto" w:sz="0"/>
@@ -489,13 +494,15 @@
       <w:tblLayout w:type="fixed"/>
     </w:tblPr>
     <w:tblGrid>
+      <w:gridCol w:w="800"/>
       <w:gridCol w:w="5320"/>
       <w:gridCol w:w="5320"/>
+      <w:gridCol w:w="800"/>
     </w:tblGrid>
     <w:tr>
       <w:tc>
         <w:tcPr>
-          <w:tcW w:type="dxa" w:w="5320"/>
+          <w:tcW w:type="dxa" w:w="800"/>
           <w:tcBorders>
             <w:top w:val="none" w:color="auto" w:sz="0"/>
             <w:left w:val="none" w:color="auto" w:sz="0"/>
@@ -512,6 +519,30 @@
         <w:p>
           <w:pPr>
             <w:spacing w:after="0" w:before="0"/>
+            <w:ind w:left="0" w:right="0"/>
+          </w:pPr>
+        </w:p>
+      </w:tc>
+      <w:tc>
+        <w:tcPr>
+          <w:tcW w:type="dxa" w:w="5320"/>
+          <w:tcBorders>
+            <w:top w:val="single" w:color="EFEDE3" w:sz="4"/>
+            <w:left w:val="none" w:color="auto" w:sz="0"/>
+            <w:bottom w:val="none" w:color="auto" w:sz="0"/>
+            <w:right w:val="none" w:color="auto" w:sz="0"/>
+          </w:tcBorders>
+          <w:tcMar>
+            <w:top w:type="dxa" w:w="120"/>
+            <w:left w:type="dxa" w:w="0"/>
+            <w:bottom w:type="dxa" w:w="0"/>
+            <w:right w:type="dxa" w:w="0"/>
+          </w:tcMar>
+        </w:tcPr>
+        <w:p>
+          <w:pPr>
+            <w:spacing w:after="0" w:before="0"/>
+            <w:ind w:left="0" w:right="0"/>
             <w:jc w:val="left"/>
           </w:pPr>
           <w:r>
@@ -531,6 +562,62 @@
         <w:tcPr>
           <w:tcW w:type="dxa" w:w="5320"/>
           <w:tcBorders>
+            <w:top w:val="single" w:color="EFEDE3" w:sz="4"/>
+            <w:left w:val="none" w:color="auto" w:sz="0"/>
+            <w:bottom w:val="none" w:color="auto" w:sz="0"/>
+            <w:right w:val="none" w:color="auto" w:sz="0"/>
+          </w:tcBorders>
+          <w:tcMar>
+            <w:top w:type="dxa" w:w="120"/>
+            <w:left w:type="dxa" w:w="0"/>
+            <w:bottom w:type="dxa" w:w="0"/>
+            <w:right w:type="dxa" w:w="0"/>
+          </w:tcMar>
+        </w:tcPr>
+        <w:p>
+          <w:pPr>
+            <w:spacing w:after="0" w:before="0"/>
+            <w:ind w:left="0" w:right="0"/>
+            <w:jc w:val="right"/>
+          </w:pPr>
+          <w:r>
+            <w:rPr>
+              <w:rFonts w:ascii="Arial" w:cs="Arial" w:eastAsia="Arial" w:hAnsi="Arial"/>
+              <w:b w:val="false"/>
+              <w:bCs w:val="false"/>
+              <w:color w:val="7A7A72"/>
+              <w:sz w:val="15"/>
+              <w:szCs w:val="15"/>
+            </w:rPr>
+            <w:t xml:space="preserve">Page </w:t>
+          </w:r>
+          <w:fldSimple w:instr="PAGE">
+            <w:r>
+              <w:t xml:space="preserve">1</w:t>
+            </w:r>
+          </w:fldSimple>
+          <w:r>
+            <w:rPr>
+              <w:rFonts w:ascii="Arial" w:cs="Arial" w:eastAsia="Arial" w:hAnsi="Arial"/>
+              <w:b w:val="false"/>
+              <w:bCs w:val="false"/>
+              <w:color w:val="7A7A72"/>
+              <w:sz w:val="15"/>
+              <w:szCs w:val="15"/>
+            </w:rPr>
+            <w:t xml:space="preserve"> of </w:t>
+          </w:r>
+          <w:fldSimple w:instr="NUMPAGES">
+            <w:r>
+              <w:t xml:space="preserve">1</w:t>
+            </w:r>
+          </w:fldSimple>
+        </w:p>
+      </w:tc>
+      <w:tc>
+        <w:tcPr>
+          <w:tcW w:type="dxa" w:w="800"/>
+          <w:tcBorders>
             <w:top w:val="none" w:color="auto" w:sz="0"/>
             <w:left w:val="none" w:color="auto" w:sz="0"/>
             <w:bottom w:val="none" w:color="auto" w:sz="0"/>
@@ -546,40 +633,8 @@
         <w:p>
           <w:pPr>
             <w:spacing w:after="0" w:before="0"/>
-            <w:jc w:val="right"/>
+            <w:ind w:left="0" w:right="0"/>
           </w:pPr>
-          <w:r>
-            <w:rPr>
-              <w:rFonts w:ascii="Arial" w:cs="Arial" w:eastAsia="Arial" w:hAnsi="Arial"/>
-              <w:b w:val="false"/>
-              <w:bCs w:val="false"/>
-              <w:color w:val="7A7A72"/>
-              <w:sz w:val="15"/>
-              <w:szCs w:val="15"/>
-            </w:rPr>
-            <w:t xml:space="preserve">Page </w:t>
-          </w:r>
-          <w:fldSimple w:instr="PAGE">
-            <w:r>
-              <w:t xml:space="preserve">1</w:t>
-            </w:r>
-          </w:fldSimple>
-          <w:r>
-            <w:rPr>
-              <w:rFonts w:ascii="Arial" w:cs="Arial" w:eastAsia="Arial" w:hAnsi="Arial"/>
-              <w:b w:val="false"/>
-              <w:bCs w:val="false"/>
-              <w:color w:val="7A7A72"/>
-              <w:sz w:val="15"/>
-              <w:szCs w:val="15"/>
-            </w:rPr>
-            <w:t xml:space="preserve"> of </w:t>
-          </w:r>
-          <w:fldSimple w:instr="NUMPAGES">
-            <w:r>
-              <w:t xml:space="preserve">1</w:t>
-            </w:r>
-          </w:fldSimple>
         </w:p>
       </w:tc>
     </w:tr>
@@ -730,7 +785,11 @@
         <w:szCs w:val="21"/>
       </w:rPr>
     </w:rPrDefault>
-    <w:pPrDefault/>
+    <w:pPrDefault>
+      <w:pPr>
+        <w:ind w:left="800" w:right="800"/>
+      </w:pPr>
+    </w:pPrDefault>
   </w:docDefaults>
   <w:style w:type="paragraph" w:styleId="Title">
     <w:name w:val="Title"/>
